--- a/1-2_tut_misc_EDA/MPG_EDA/ROADMAP_FOR_EDA.docx
+++ b/1-2_tut_misc_EDA/MPG_EDA/ROADMAP_FOR_EDA.docx
@@ -1378,25 +1378,6 @@
         <w:rPr>
           <w:b/>
           <w:bCs/>
-          <w:sz w:val="36"/>
-          <w:szCs w:val="36"/>
-        </w:rPr>
-      </w:pPr>
-      <w:r>
-        <w:rPr>
-          <w:b/>
-          <w:bCs/>
-          <w:sz w:val="36"/>
-          <w:szCs w:val="36"/>
-        </w:rPr>
-        <w:t>DONE UPTO HERE</w:t>
-      </w:r>
-    </w:p>
-    <w:p>
-      <w:pPr>
-        <w:rPr>
-          <w:b/>
-          <w:bCs/>
         </w:rPr>
       </w:pPr>
     </w:p>
@@ -1547,7 +1528,6 @@
     </w:p>
     <w:p>
       <w:r>
-        <w:lastRenderedPageBreak/>
         <w:pict w14:anchorId="0A80387A">
           <v:rect id="_x0000_i1035" style="width:0;height:1.5pt" o:hralign="center" o:hrstd="t" o:hr="t" fillcolor="#a0a0a0" stroked="f"/>
         </w:pict>
@@ -1595,6 +1575,7 @@
           <w:b/>
           <w:bCs/>
         </w:rPr>
+        <w:lastRenderedPageBreak/>
         <w:t>Concepts Introduced</w:t>
       </w:r>
     </w:p>
@@ -1870,7 +1851,6 @@
     </w:p>
     <w:p>
       <w:r>
-        <w:lastRenderedPageBreak/>
         <w:pict w14:anchorId="3E31309A">
           <v:rect id="_x0000_i1037" style="width:0;height:1.5pt" o:hralign="center" o:hrstd="t" o:hr="t" fillcolor="#a0a0a0" stroked="f"/>
         </w:pict>
@@ -1918,6 +1898,7 @@
           <w:b/>
           <w:bCs/>
         </w:rPr>
+        <w:lastRenderedPageBreak/>
         <w:t>Teach Students to Answer:</w:t>
       </w:r>
     </w:p>
@@ -2246,7 +2227,6 @@
           <w:b/>
           <w:bCs/>
         </w:rPr>
-        <w:lastRenderedPageBreak/>
         <w:t>1️</w:t>
       </w:r>
       <w:r>
@@ -2303,6 +2283,7 @@
         </w:numPr>
       </w:pPr>
       <w:r>
+        <w:lastRenderedPageBreak/>
         <w:t>Find top 3 features affecting mpg</w:t>
       </w:r>
     </w:p>
